--- a/docs/bitacora_ema_saladillo_v4.docx
+++ b/docs/bitacora_ema_saladillo_v4.docx
@@ -143,7 +143,7 @@
           <w:sz w:val="20"/>
           <w:szCs w:val="20"/>
         </w:rPr>
-        <w:t xml:space="preserve">EEST N°1 'Gral. Savio' · DVBA Zona VI · Saladillo</w:t>
+        <w:t xml:space="preserve">EEST N°1 'Gral. Savio' · profe.lemeit.ar · Saladillo</w:t>
       </w:r>
     </w:p>
     <w:p>
